--- a/rulespack/DBBA-Recommended-Rulespack.docx
+++ b/rulespack/DBBA-Recommended-Rulespack.docx
@@ -1546,6 +1546,25 @@
           <w:szCs w:val="20"/>
         </w:rPr>
         <w:t xml:space="preserve">Leader and Pro, as per Spike! #22.</w:t>
+      </w:r>
+    </w:p>
+    <w:p>
+      <w:pPr>
+        <w:pStyle w:val="ListParagraph"/>
+        <w:numPr>
+          <w:ilvl w:val="1"/>
+          <w:numId w:val="2"/>
+        </w:numPr>
+        <w:spacing w:after="70" w:line="276"/>
+      </w:pPr>
+      <w:r>
+        <w:rPr>
+          <w:rFonts w:ascii="Arial" w:cs="Arial" w:eastAsia="Arial" w:hAnsi="Arial"/>
+          <w:color w:val="1A2B4C"/>
+          <w:sz w:val="20"/>
+          <w:szCs w:val="20"/>
+        </w:rPr>
+        <w:t xml:space="preserve">Team Captain might be something you also want to ban. This is however up to the Tournament Organizer.</w:t>
       </w:r>
     </w:p>
     <w:p>
@@ -5006,6 +5025,20 @@
         <w:color w:val="E8821E"/>
         <w:sz w:val="16"/>
         <w:szCs w:val="16"/>
+      </w:rPr>
+    </w:lvl>
+    <w:lvl w:ilvl="1" w:tentative="1">
+      <w:start w:val="1"/>
+      <w:numFmt w:val="bullet"/>
+      <w:lvlText w:val="■"/>
+      <w:lvlJc w:val="left"/>
+      <w:pPr>
+        <w:ind w:left="720" w:hanging="300"/>
+      </w:pPr>
+      <w:rPr>
+        <w:color w:val="4F5D78"/>
+        <w:sz w:val="12"/>
+        <w:szCs w:val="12"/>
       </w:rPr>
     </w:lvl>
   </w:abstractNum>
